--- a/output/variants/Resume_Web3_Engineer_ID.docx
+++ b/output/variants/Resume_Web3_Engineer_ID.docx
@@ -94,7 +94,7 @@
       <w:tr>
         <w:tc>
           <w:tcPr>
-            <w:tcW w:type="dxa" w:w="8064"/>
+            <w:tcW w:type="dxa" w:w="7632"/>
             <w:tcMar>
               <w:top w:w="0" w:type="dxa"/>
               <w:bottom w:w="0" w:type="dxa"/>
@@ -113,13 +113,13 @@
                 <w:color w:val="0F172A"/>
                 <w:sz w:val="20"/>
               </w:rPr>
-              <w:t>Full Stack Developer (Web3 &amp; AI) | Kipley Pte. Ltd.</w:t>
+              <w:t>Full Stack Developer (Web3 &amp; AI) | Kipley Pte. Ltd. (Singapura (Remote))</w:t>
             </w:r>
           </w:p>
         </w:tc>
         <w:tc>
           <w:tcPr>
-            <w:tcW w:type="dxa" w:w="2736"/>
+            <w:tcW w:type="dxa" w:w="3168"/>
             <w:tcMar>
               <w:top w:w="0" w:type="dxa"/>
               <w:bottom w:w="0" w:type="dxa"/>
@@ -139,7 +139,7 @@
                 <w:color w:val="475569"/>
                 <w:sz w:val="19"/>
               </w:rPr>
-              <w:t>Singapura (Remote)  •  Nov 2024 – Jul 2025</w:t>
+              <w:t>Nov 2024 – Jul 2025</w:t>
             </w:r>
           </w:p>
         </w:tc>
@@ -219,7 +219,7 @@
       <w:tr>
         <w:tc>
           <w:tcPr>
-            <w:tcW w:type="dxa" w:w="8064"/>
+            <w:tcW w:type="dxa" w:w="7632"/>
             <w:tcMar>
               <w:top w:w="0" w:type="dxa"/>
               <w:bottom w:w="0" w:type="dxa"/>
@@ -238,13 +238,13 @@
                 <w:color w:val="0F172A"/>
                 <w:sz w:val="20"/>
               </w:rPr>
-              <w:t>Freelance Software Engineer | PT Lapantiga Solusi Algoritma</w:t>
+              <w:t>Freelance Software Engineer | PT Lapantiga Solusi Algoritma (Surabaya, Indonesia)</w:t>
             </w:r>
           </w:p>
         </w:tc>
         <w:tc>
           <w:tcPr>
-            <w:tcW w:type="dxa" w:w="2736"/>
+            <w:tcW w:type="dxa" w:w="3168"/>
             <w:tcMar>
               <w:top w:w="0" w:type="dxa"/>
               <w:bottom w:w="0" w:type="dxa"/>
@@ -264,7 +264,7 @@
                 <w:color w:val="475569"/>
                 <w:sz w:val="19"/>
               </w:rPr>
-              <w:t>Surabaya, Indonesia  •  Jan 2019 – Sekarang</w:t>
+              <w:t>Jan 2019 – Sekarang</w:t>
             </w:r>
           </w:p>
         </w:tc>
@@ -359,7 +359,7 @@
       <w:tr>
         <w:tc>
           <w:tcPr>
-            <w:tcW w:type="dxa" w:w="8064"/>
+            <w:tcW w:type="dxa" w:w="7632"/>
             <w:tcMar>
               <w:top w:w="0" w:type="dxa"/>
               <w:bottom w:w="0" w:type="dxa"/>
@@ -378,13 +378,13 @@
                 <w:color w:val="0F172A"/>
                 <w:sz w:val="20"/>
               </w:rPr>
-              <w:t>Android Developer | PT Aku Pintar Indonesia</w:t>
+              <w:t>Android Developer | PT Aku Pintar Indonesia (Surabaya, Indonesia)</w:t>
             </w:r>
           </w:p>
         </w:tc>
         <w:tc>
           <w:tcPr>
-            <w:tcW w:type="dxa" w:w="2736"/>
+            <w:tcW w:type="dxa" w:w="3168"/>
             <w:tcMar>
               <w:top w:w="0" w:type="dxa"/>
               <w:bottom w:w="0" w:type="dxa"/>
@@ -404,7 +404,7 @@
                 <w:color w:val="475569"/>
                 <w:sz w:val="19"/>
               </w:rPr>
-              <w:t>Surabaya, Indonesia  •  Feb 2021 – Mei 2024</w:t>
+              <w:t>Feb 2021 – Mei 2024</w:t>
             </w:r>
           </w:p>
         </w:tc>
@@ -484,7 +484,7 @@
       <w:tr>
         <w:tc>
           <w:tcPr>
-            <w:tcW w:type="dxa" w:w="8064"/>
+            <w:tcW w:type="dxa" w:w="7632"/>
             <w:tcMar>
               <w:top w:w="0" w:type="dxa"/>
               <w:bottom w:w="0" w:type="dxa"/>
@@ -503,13 +503,13 @@
                 <w:color w:val="0F172A"/>
                 <w:sz w:val="20"/>
               </w:rPr>
-              <w:t>Software Developer | PT Qira Teknologi Indonesia</w:t>
+              <w:t>Software Developer | PT Qira Teknologi Indonesia (Surabaya, Indonesia)</w:t>
             </w:r>
           </w:p>
         </w:tc>
         <w:tc>
           <w:tcPr>
-            <w:tcW w:type="dxa" w:w="2736"/>
+            <w:tcW w:type="dxa" w:w="3168"/>
             <w:tcMar>
               <w:top w:w="0" w:type="dxa"/>
               <w:bottom w:w="0" w:type="dxa"/>
@@ -529,7 +529,7 @@
                 <w:color w:val="475569"/>
                 <w:sz w:val="19"/>
               </w:rPr>
-              <w:t>Surabaya, Indonesia  •  Nov 2020 – Jan 2024</w:t>
+              <w:t>Nov 2020 – Jan 2024</w:t>
             </w:r>
           </w:p>
         </w:tc>
@@ -733,7 +733,7 @@
       <w:tr>
         <w:tc>
           <w:tcPr>
-            <w:tcW w:type="dxa" w:w="8064"/>
+            <w:tcW w:type="dxa" w:w="7632"/>
             <w:tcMar>
               <w:top w:w="0" w:type="dxa"/>
               <w:bottom w:w="0" w:type="dxa"/>
@@ -758,7 +758,7 @@
         </w:tc>
         <w:tc>
           <w:tcPr>
-            <w:tcW w:type="dxa" w:w="2736"/>
+            <w:tcW w:type="dxa" w:w="3168"/>
             <w:tcMar>
               <w:top w:w="0" w:type="dxa"/>
               <w:bottom w:w="0" w:type="dxa"/>
@@ -829,7 +829,7 @@
       <w:tr>
         <w:tc>
           <w:tcPr>
-            <w:tcW w:type="dxa" w:w="8064"/>
+            <w:tcW w:type="dxa" w:w="7632"/>
             <w:tcMar>
               <w:top w:w="0" w:type="dxa"/>
               <w:bottom w:w="0" w:type="dxa"/>
@@ -854,7 +854,7 @@
         </w:tc>
         <w:tc>
           <w:tcPr>
-            <w:tcW w:type="dxa" w:w="2736"/>
+            <w:tcW w:type="dxa" w:w="3168"/>
             <w:tcMar>
               <w:top w:w="0" w:type="dxa"/>
               <w:bottom w:w="0" w:type="dxa"/>
@@ -908,7 +908,7 @@
       <w:tr>
         <w:tc>
           <w:tcPr>
-            <w:tcW w:type="dxa" w:w="8064"/>
+            <w:tcW w:type="dxa" w:w="7632"/>
             <w:tcMar>
               <w:top w:w="0" w:type="dxa"/>
               <w:bottom w:w="0" w:type="dxa"/>
@@ -933,7 +933,7 @@
         </w:tc>
         <w:tc>
           <w:tcPr>
-            <w:tcW w:type="dxa" w:w="2736"/>
+            <w:tcW w:type="dxa" w:w="3168"/>
             <w:tcMar>
               <w:top w:w="0" w:type="dxa"/>
               <w:bottom w:w="0" w:type="dxa"/>
@@ -987,7 +987,7 @@
       <w:tr>
         <w:tc>
           <w:tcPr>
-            <w:tcW w:type="dxa" w:w="8064"/>
+            <w:tcW w:type="dxa" w:w="7632"/>
             <w:tcMar>
               <w:top w:w="0" w:type="dxa"/>
               <w:bottom w:w="0" w:type="dxa"/>
@@ -1012,7 +1012,7 @@
         </w:tc>
         <w:tc>
           <w:tcPr>
-            <w:tcW w:type="dxa" w:w="2736"/>
+            <w:tcW w:type="dxa" w:w="3168"/>
             <w:tcMar>
               <w:top w:w="0" w:type="dxa"/>
               <w:bottom w:w="0" w:type="dxa"/>

--- a/output/variants/Resume_Web3_Engineer_ID.docx
+++ b/output/variants/Resume_Web3_Engineer_ID.docx
@@ -59,7 +59,7 @@
           <w:color w:val="1E293B"/>
           <w:sz w:val="19"/>
         </w:rPr>
-        <w:t>Full Stack Web3 Engineer dengan pengalaman luas dalam pengembangan aplikasi terdesentralisasi (dApp), smart contract Ethereum (Solidity), dan ekosistem blockchain TON. Memiliki rekam jejak di Kipley Pte. Ltd. membangun asisten AI Telegram dengan dukungan multi-chain kripto (TON, USDT, Stars) dan menghubungkan frontend Next.js/React dengan protokol DeFi/NFT melalui Wagmi dan Ethers.js.</w:t>
+        <w:t>Full Stack Web3 &amp; AI Engineer dengan pengalaman luas dalam pengembangan aplikasi terdesentralisasi (dApp), smart contract Ethereum (Solidity), dan Telegram Mini Apps (TMA). Berpengalaman di Kipley Pte. Ltd. mengembangkan asisten AI Telegram berkonkurensi tinggi dengan integrasi multi-chain kripto (TON, USDT, Stars) dan menghubungkan frontend Next.js 15 dengan protokol DeFi/NFT dengan keandalan transaksi 100%.</w:t>
       </w:r>
     </w:p>
     <w:p>
